--- a/docs/klib/전자결재G_KLIB_적용_가이드.docx
+++ b/docs/klib/전자결재G_KLIB_적용_가이드.docx
@@ -1377,7 +1377,13 @@
         <w:rPr>
           <w:rFonts w:hint="eastAsia"/>
         </w:rPr>
-        <w:t>/root/.bash_profile: export LD_LIBRARY_PATH=/usr/local</w:t>
+        <w:t>/root/.bash_profile: e</w:t>
+      </w:r>
+      <w:r>
+        <w:rPr>
+          <w:rFonts w:hint="eastAsia"/>
+        </w:rPr>
+        <w:t>xport LD_LIBRARY_PATH=/usr/lib</w:t>
       </w:r>
     </w:p>
     <w:p/>
@@ -1408,7 +1414,13 @@
         <w:t xml:space="preserve"> 경로로 설정해야합니다.</w:t>
       </w:r>
     </w:p>
-    <w:p/>
+    <w:p>
+      <w:pPr>
+        <w:rPr>
+          <w:rFonts w:hint="eastAsia"/>
+        </w:rPr>
+      </w:pPr>
+    </w:p>
     <w:p>
       <w:pPr>
         <w:pStyle w:val="2"/>
@@ -2352,7 +2364,6 @@
       <w:pPr>
         <w:jc w:val="left"/>
       </w:pPr>
-      <w:bookmarkStart w:id="10" w:name="_GoBack"/>
       <w:r>
         <w:rPr>
           <w:noProof/>
@@ -2400,6 +2411,73 @@
           </wp:inline>
         </w:drawing>
       </w:r>
+    </w:p>
+    <w:p>
+      <w:pPr>
+        <w:jc w:val="left"/>
+      </w:pPr>
+    </w:p>
+    <w:p>
+      <w:r>
+        <w:rPr>
+          <w:rFonts w:hint="eastAsia"/>
+        </w:rPr>
+        <w:t>그래도 에러가 발생한다면</w:t>
+      </w:r>
+      <w:r>
+        <w:br/>
+        <w:t>source .bash_profile</w:t>
+      </w:r>
+    </w:p>
+    <w:p>
+      <w:pPr>
+        <w:rPr>
+          <w:rFonts w:hint="eastAsia"/>
+        </w:rPr>
+      </w:pPr>
+      <w:r>
+        <w:t>ldconfig</w:t>
+      </w:r>
+    </w:p>
+    <w:p>
+      <w:r>
+        <w:rPr>
+          <w:rFonts w:hint="eastAsia"/>
+        </w:rPr>
+        <w:t>이후에 톰캣을 재시작합니다.</w:t>
+      </w:r>
+    </w:p>
+    <w:p>
+      <w:pPr>
+        <w:rPr>
+          <w:rFonts w:hint="eastAsia"/>
+        </w:rPr>
+      </w:pPr>
+      <w:r>
+        <w:rPr>
+          <w:rFonts w:hint="eastAsia"/>
+        </w:rPr>
+        <w:t xml:space="preserve">jmocha 계정 권한으로 실행해야 한다면 </w:t>
+      </w:r>
+      <w:r>
+        <w:t>~jmocha/.bash_profile</w:t>
+      </w:r>
+      <w:r>
+        <w:rPr>
+          <w:rFonts w:hint="eastAsia"/>
+        </w:rPr>
+        <w:t xml:space="preserve">에도 </w:t>
+      </w:r>
+      <w:r>
+        <w:t xml:space="preserve">LD_LIBARY_PATH </w:t>
+      </w:r>
+      <w:r>
+        <w:rPr>
+          <w:rFonts w:hint="eastAsia"/>
+        </w:rPr>
+        <w:t>설정을 해줍니다.</w:t>
+      </w:r>
+      <w:bookmarkStart w:id="10" w:name="_GoBack"/>
       <w:bookmarkEnd w:id="10"/>
     </w:p>
     <w:sectPr>
@@ -6439,7 +6517,7 @@
 </file>
 
 <file path=customXml/itemProps1.xml><?xml version="1.0" encoding="utf-8"?>
-<ds:datastoreItem xmlns:ds="http://schemas.openxmlformats.org/officeDocument/2006/customXml" ds:itemID="{4B79616E-C930-4A7C-87C8-AFA87B10CD2A}">
+<ds:datastoreItem xmlns:ds="http://schemas.openxmlformats.org/officeDocument/2006/customXml" ds:itemID="{51897D51-2985-41F8-8FA9-3D3A48A754D7}">
   <ds:schemaRefs>
     <ds:schemaRef ds:uri="http://schemas.openxmlformats.org/officeDocument/2006/bibliography"/>
   </ds:schemaRefs>
